--- a/docs/DXL-Guide-ZH.docx
+++ b/docs/DXL-Guide-ZH.docx
@@ -15,7 +15,7 @@
         <w:pStyle w:val="Subtitle"/>
       </w:pPr>
       <w:r>
-        <w:t>版本 0.1  作者 LCPD15</w:t>
+        <w:t>版本 0.5  作者 LCPD15</w:t>
       </w:r>
     </w:p>
     <w:p>
@@ -970,7 +970,7 @@
       <w:rPr>
         <w:sz w:val="16"/>
       </w:rPr>
-      <w:t xml:space="preserve">DXL 0.1  |  </w:t>
+      <w:t xml:space="preserve">DXL 0.5  |  </w:t>
     </w:r>
     <w:fldSimple w:instr="PAGE"/>
   </w:p>

--- a/docs/DXL-Guide-ZH.docx
+++ b/docs/DXL-Guide-ZH.docx
@@ -15,7 +15,7 @@
         <w:pStyle w:val="Subtitle"/>
       </w:pPr>
       <w:r>
-        <w:t>版本 0.5  作者 LCPD15</w:t>
+        <w:t>版本 0.6  作者 LCPD15</w:t>
       </w:r>
     </w:p>
     <w:p>
@@ -182,7 +182,7 @@
     </w:p>
     <w:p>
       <w:r>
-        <w:t>Del：开关 NR  •  End：开关面板  •  Alt + F8：对当前游戏窗口手动尝试加载。Esc 或面板右上角 × 可关闭面板。快捷键可在全局设置修改。</w:t>
+        <w:t>Del：开关效果  •  End：开关面板  •  Alt + F8：对当前游戏窗口手动尝试加载。Esc 或面板右上角 × 可关闭面板。快捷键可在全局设置修改。</w:t>
       </w:r>
     </w:p>
     <w:p>
@@ -948,6 +948,113 @@
         <w:t>强度范围 0–1，边缘羽化默认 8，可缓和硬边界。识别效果可能不好，特别是二次元、遮挡和小物体；出现误识别或不自然边缘时，可关闭此功能。</w:t>
       </w:r>
     </w:p>
+    <w:p>
+      <w:r>
+        <w:br w:type="page"/>
+      </w:r>
+    </w:p>
+    <w:p>
+      <w:pPr>
+        <w:pStyle w:val="Heading1"/>
+      </w:pPr>
+      <w:r>
+        <w:rPr>
+          <w:color w:val="000000"/>
+        </w:rPr>
+        <w:t>调色与滤镜</w:t>
+      </w:r>
+    </w:p>
+    <w:p>
+      <w:pPr>
+        <w:spacing w:after="140"/>
+      </w:pPr>
+      <w:r>
+        <w:t>按 End 打开面板，在 DLSSNR 旁选择“调色”。开关紧邻参数值；重置只恢复数值，保留开关状态。设置按游戏保存，关闭的效果跳过处理。</w:t>
+      </w:r>
+    </w:p>
+    <w:p>
+      <w:pPr>
+        <w:pStyle w:val="Heading2"/>
+      </w:pPr>
+      <w:r>
+        <w:rPr>
+          <w:color w:val="000000"/>
+        </w:rPr>
+        <w:t>基础调色</w:t>
+      </w:r>
+    </w:p>
+    <w:p>
+      <w:pPr>
+        <w:spacing w:after="140"/>
+      </w:pPr>
+      <w:r>
+        <w:t>曝光、对比度、饱和度、色温、色偏、阴影、中间调和高光调整游戏图像。在原生 SR 路径中通常位于游戏 UI 之前，可能受到游戏后续曝光与色调映射影响。</w:t>
+      </w:r>
+    </w:p>
+    <w:p>
+      <w:pPr>
+        <w:pStyle w:val="Heading2"/>
+      </w:pPr>
+      <w:r>
+        <w:rPr>
+          <w:color w:val="000000"/>
+        </w:rPr>
+        <w:t>最终画面后处理</w:t>
+      </w:r>
+    </w:p>
+    <w:p>
+      <w:pPr>
+        <w:spacing w:after="140"/>
+      </w:pPr>
+      <w:r>
+        <w:t>LUT、锐化、柔光、暗角、胶片颗粒、黑白与自定义效果在最终画面上处理，也会影响游戏 UI。不依赖 NR 开关或 NR 菜单暂停，但需要安全可用的呈现路径，仍受帧生成兼容性保护。</w:t>
+        <w:br/>
+        <w:t>锐化和柔光强度范围均为 0–3。展开“柔光细节”可调高光阈值（0–2，默认 0.65）、阈值柔和度（0–1，默认 0.5）、光晕半径（0.25–3，默认 1）、扩散（0–1，默认 0.7）及光晕饱和度（0–2，默认 1）。细节参数随柔光开关启用；各自的重置只恢复数值。</w:t>
+      </w:r>
+    </w:p>
+    <w:p>
+      <w:pPr>
+        <w:pStyle w:val="Heading2"/>
+      </w:pPr>
+      <w:r>
+        <w:rPr>
+          <w:color w:val="000000"/>
+        </w:rPr>
+        <w:t>使用 PNG LUT</w:t>
+      </w:r>
+    </w:p>
+    <w:p>
+      <w:pPr>
+        <w:spacing w:after="140"/>
+      </w:pPr>
+      <w:r>
+        <w:t>将 PNG 调色表直接放入 DXL.exe 同目录的 lut 文件夹，在“调色”中选择文件、开启 LUT 并调整强度。</w:t>
+      </w:r>
+    </w:p>
+    <w:p>
+      <w:pPr>
+        <w:spacing w:after="140"/>
+      </w:pPr>
+      <w:r>
+        <w:t>Neutral-16.png 是不改变颜色的中性模板。可在图像软件中只做颜色调整，再另存为新文件名；不要缩放、裁切、旋转或模糊。普通照片不能作为 LUT。</w:t>
+      </w:r>
+    </w:p>
+    <w:p>
+      <w:pPr>
+        <w:spacing w:after="140"/>
+      </w:pPr>
+      <w:r>
+        <w:t>模板由十六个 16 × 16 方块组成，其他布局见 lut/README.md。更新保留自行添加的文件，但会替换随包示例；修改示例时请另存新文件名。</w:t>
+      </w:r>
+    </w:p>
+    <w:p>
+      <w:pPr>
+        <w:spacing w:after="140"/>
+      </w:pPr>
+      <w:r>
+        <w:t>在“额外功能 &gt; 后处理”打开文件夹，放入原生 ReShade .fx 及所需 .fxh、纹理，保持相对目录，再在“调色 &gt; 自定义 FX”重新加载。每个 technique 独立开关，参数按游戏保存，重置只恢复数值。原有 DXL FX 仍可用；先执行 DXL 效果，再按文件名执行 ReShade 效果。原文件保留不变。支持多遍处理和外部纹理；不提供游戏深度、运动矢量、add-on 及键鼠来源变量。用法及制作说明见 post-processing/README.md。</w:t>
+      </w:r>
+    </w:p>
     <w:sectPr>
       <w:footerReference w:type="default" r:id="rId9"/>
       <w:pgSz w:w="11909" w:h="16834"/>
@@ -970,7 +1077,7 @@
       <w:rPr>
         <w:sz w:val="16"/>
       </w:rPr>
-      <w:t xml:space="preserve">DXL 0.5  |  </w:t>
+      <w:t xml:space="preserve">DXL 0.6  |  </w:t>
     </w:r>
     <w:fldSimple w:instr="PAGE"/>
   </w:p>
